--- a/downloads/documents/05 Materials/Unit 01/Slides/Slides 01.18 - Project Launch Feed a Family of Four on 40 Dollars.docx
+++ b/downloads/documents/05 Materials/Unit 01/Slides/Slides 01.18 - Project Launch Feed a Family of Four on 40 Dollars.docx
@@ -6,9 +6,9 @@
       <w:pPr>
         <w:pStyle w:val="Heading1"/>
       </w:pPr>
-      <w:bookmarkStart w:id="20" w:name="X1d13c55b4c488da6953809fd5b0b7829679aff2"/>
-      <w:r>
-        <w:t xml:space="preserve">Slides 01.18: Project Launch: Feed a Family of Four on $40</w:t>
+      <w:bookmarkStart w:id="20" w:name="X289d8f100b612cadc84e677dd87c599123df9a3"/>
+      <w:r>
+        <w:t xml:space="preserve">Slides 1.18: Project Launch: Feed a Family of Four on $40</w:t>
       </w:r>
       <w:bookmarkEnd w:id="20"/>
     </w:p>

--- a/downloads/documents/05 Materials/Unit 01/Slides/Slides 01.18 - Project Launch Feed a Family of Four on 40 Dollars.docx
+++ b/downloads/documents/05 Materials/Unit 01/Slides/Slides 01.18 - Project Launch Feed a Family of Four on 40 Dollars.docx
@@ -91,7 +91,7 @@
         <w:pStyle w:val="Compact"/>
       </w:pPr>
       <w:r>
-        <w:t xml:space="preserve">Name-brand frozen lasagna $12.99</w:t>
+        <w:t xml:space="preserve">Name-brand frozen lasagna $16.99</w:t>
       </w:r>
     </w:p>
     <w:p>
@@ -103,7 +103,7 @@
         <w:pStyle w:val="Compact"/>
       </w:pPr>
       <w:r>
-        <w:t xml:space="preserve">Bagged salad kit $4.99</w:t>
+        <w:t xml:space="preserve">Bagged salad kit $5.49</w:t>
       </w:r>
     </w:p>
     <w:p>
@@ -115,7 +115,7 @@
         <w:pStyle w:val="Compact"/>
       </w:pPr>
       <w:r>
-        <w:t xml:space="preserve">Bakery garlic bread $4.49</w:t>
+        <w:t xml:space="preserve">Bakery garlic bread $4.99</w:t>
       </w:r>
     </w:p>
     <w:p>
@@ -127,7 +127,7 @@
         <w:pStyle w:val="Compact"/>
       </w:pPr>
       <w:r>
-        <w:t xml:space="preserve">Two-liter soda $2.49</w:t>
+        <w:t xml:space="preserve">Two-liter soda $2.99, plus $0.26 sales tax (soda is taxed; food is not)</w:t>
       </w:r>
     </w:p>
     <w:p>
@@ -139,12 +139,18 @@
         <w:pStyle w:val="Compact"/>
       </w:pPr>
       <w:r>
-        <w:t xml:space="preserve">Name-brand ice cream $6.99, plus tax on the soda</w:t>
+        <w:t xml:space="preserve">Name-brand ice cream $7.75</w:t>
       </w:r>
       <w:r>
         <w:t xml:space="preserve"> </w:t>
       </w:r>
       <w:r>
+        <w:t xml:space="preserve">Notes: 16.99 + 5.49 + 4.99 + 2.99 + 0.26 + 7.75 = 38.47. The tax is 8.625 percent on the soda only.</w:t>
+      </w:r>
+      <w:r>
+        <w:t xml:space="preserve"> </w:t>
+      </w:r>
+      <w:r>
         <w:t xml:space="preserve">Image: a photo of the five items on a counter, or a drawn plate: a square of lasagna, a pile of salad, bread, a glass of soda.</w:t>
       </w:r>
     </w:p>
@@ -203,7 +209,7 @@
         <w:pStyle w:val="Compact"/>
       </w:pPr>
       <w:r>
-        <w:t xml:space="preserve">Store-brand shredded parmesan $2.49</w:t>
+        <w:t xml:space="preserve">Store-brand shredded parmesan $3.79</w:t>
       </w:r>
     </w:p>
     <w:p>
@@ -215,7 +221,13 @@
         <w:pStyle w:val="Compact"/>
       </w:pPr>
       <w:r>
-        <w:t xml:space="preserve">Italian bread $2.99, plus a can of beans from the pantry $0 and water</w:t>
+        <w:t xml:space="preserve">Italian bread $3.00, plus a can of beans from the pantry $0 and water</w:t>
+      </w:r>
+      <w:r>
+        <w:t xml:space="preserve"> </w:t>
+      </w:r>
+      <w:r>
+        <w:t xml:space="preserve">Notes: 1.29 + 2.29 + 1.79 + 3.79 + 3.00 = 12.16. No tax; every item is food.</w:t>
       </w:r>
       <w:r>
         <w:t xml:space="preserve"> </w:t>
